--- a/Files_УдовкинПД/ТЗ_УдовкинПД.docx
+++ b/Files_УдовкинПД/ТЗ_УдовкинПД.docx
@@ -916,6 +916,25 @@
         <w:rPr>
           <w:rFonts w:eastAsia="Calibri" w:cs="Times New Roman"/>
           <w:szCs w:val="22"/>
+          <w:bdr w:val="none" w:sz="0" w:space="0" w:color="auto"/>
+          <w:lang w:eastAsia="en-US"/>
+        </w:rPr>
+        <w:t xml:space="preserve"> </w:t>
+      </w:r>
+      <w:r>
+        <w:rPr>
+          <w:rFonts w:eastAsia="Calibri" w:cs="Times New Roman"/>
+          <w:szCs w:val="22"/>
+          <w:u w:val="single"/>
+          <w:bdr w:val="none" w:sz="0" w:space="0" w:color="auto"/>
+          <w:lang w:eastAsia="en-US"/>
+        </w:rPr>
+        <w:t>https://clc.li/bPBRd</w:t>
+      </w:r>
+      <w:r>
+        <w:rPr>
+          <w:rFonts w:eastAsia="Calibri" w:cs="Times New Roman"/>
+          <w:szCs w:val="22"/>
           <w:u w:val="single"/>
           <w:bdr w:val="none" w:sz="0" w:space="0" w:color="auto"/>
           <w:lang w:eastAsia="en-US"/>
@@ -975,6 +994,19 @@
         <w:t>:</w:t>
       </w:r>
       <w:r>
+        <w:t xml:space="preserve"> </w:t>
+      </w:r>
+      <w:r>
+        <w:rPr>
+          <w:rFonts w:eastAsia="Calibri" w:cs="Times New Roman"/>
+          <w:szCs w:val="22"/>
+          <w:u w:val="single"/>
+          <w:bdr w:val="none" w:sz="0" w:space="0" w:color="auto"/>
+          <w:lang w:eastAsia="en-US"/>
+        </w:rPr>
+        <w:t>https://shtondelon.github.io/mycookies.com/</w:t>
+      </w:r>
+      <w:r>
         <w:rPr>
           <w:rFonts w:eastAsia="Calibri" w:cs="Times New Roman"/>
           <w:szCs w:val="22"/>
@@ -1194,23 +1226,23 @@
         </w:sectPr>
       </w:pPr>
     </w:p>
-    <w:bookmarkStart w:id="3" w:name="_Toc179965283" w:displacedByCustomXml="next"/>
-    <w:bookmarkStart w:id="4" w:name="_Toc179963076" w:displacedByCustomXml="next"/>
-    <w:bookmarkStart w:id="5" w:name="_Toc179961905" w:displacedByCustomXml="next"/>
-    <w:bookmarkStart w:id="6" w:name="_Toc179958929" w:displacedByCustomXml="next"/>
-    <w:bookmarkStart w:id="7" w:name="_Toc179958863" w:displacedByCustomXml="next"/>
-    <w:bookmarkStart w:id="8" w:name="_Toc167866403" w:displacedByCustomXml="next"/>
-    <w:bookmarkStart w:id="9" w:name="_Toc167818032" w:displacedByCustomXml="next"/>
-    <w:bookmarkStart w:id="10" w:name="_Toc167817855" w:displacedByCustomXml="next"/>
+    <w:bookmarkStart w:id="3" w:name="_Toc167564010" w:displacedByCustomXml="next"/>
+    <w:bookmarkStart w:id="4" w:name="_Toc167563502" w:displacedByCustomXml="next"/>
+    <w:bookmarkStart w:id="5" w:name="_Toc167562656" w:displacedByCustomXml="next"/>
+    <w:bookmarkStart w:id="6" w:name="_Toc167467073" w:displacedByCustomXml="next"/>
+    <w:bookmarkStart w:id="7" w:name="_Toc167466950" w:displacedByCustomXml="next"/>
+    <w:bookmarkStart w:id="8" w:name="_Toc167526453" w:displacedByCustomXml="next"/>
+    <w:bookmarkStart w:id="9" w:name="_Toc167528771" w:displacedByCustomXml="next"/>
+    <w:bookmarkStart w:id="10" w:name="_Toc167529264" w:displacedByCustomXml="next"/>
     <w:bookmarkStart w:id="11" w:name="_Toc167529646" w:displacedByCustomXml="next"/>
-    <w:bookmarkStart w:id="12" w:name="_Toc167529264" w:displacedByCustomXml="next"/>
-    <w:bookmarkStart w:id="13" w:name="_Toc167528771" w:displacedByCustomXml="next"/>
-    <w:bookmarkStart w:id="14" w:name="_Toc167526453" w:displacedByCustomXml="next"/>
-    <w:bookmarkStart w:id="15" w:name="_Toc167466950" w:displacedByCustomXml="next"/>
-    <w:bookmarkStart w:id="16" w:name="_Toc167467073" w:displacedByCustomXml="next"/>
-    <w:bookmarkStart w:id="17" w:name="_Toc167562656" w:displacedByCustomXml="next"/>
-    <w:bookmarkStart w:id="18" w:name="_Toc167563502" w:displacedByCustomXml="next"/>
-    <w:bookmarkStart w:id="19" w:name="_Toc167564010" w:displacedByCustomXml="next"/>
+    <w:bookmarkStart w:id="12" w:name="_Toc167817855" w:displacedByCustomXml="next"/>
+    <w:bookmarkStart w:id="13" w:name="_Toc167818032" w:displacedByCustomXml="next"/>
+    <w:bookmarkStart w:id="14" w:name="_Toc167866403" w:displacedByCustomXml="next"/>
+    <w:bookmarkStart w:id="15" w:name="_Toc179958863" w:displacedByCustomXml="next"/>
+    <w:bookmarkStart w:id="16" w:name="_Toc179958929" w:displacedByCustomXml="next"/>
+    <w:bookmarkStart w:id="17" w:name="_Toc179961905" w:displacedByCustomXml="next"/>
+    <w:bookmarkStart w:id="18" w:name="_Toc179963076" w:displacedByCustomXml="next"/>
+    <w:bookmarkStart w:id="19" w:name="_Toc179965283" w:displacedByCustomXml="next"/>
     <w:sdt>
       <w:sdtPr>
         <w:rPr>
@@ -17598,6 +17630,18 @@
       <w:jc w:val="left"/>
     </w:pPr>
   </w:style>
+  <w:style w:type="character" w:styleId="afb">
+    <w:name w:val="Unresolved Mention"/>
+    <w:basedOn w:val="a2"/>
+    <w:uiPriority w:val="99"/>
+    <w:semiHidden/>
+    <w:unhideWhenUsed/>
+    <w:rsid w:val="00F84112"/>
+    <w:rPr>
+      <w:color w:val="605E5C"/>
+      <w:shd w:val="clear" w:color="auto" w:fill="E1DFDD"/>
+    </w:rPr>
+  </w:style>
 </w:styles>
 </file>
 
